--- a/public/templates/BIEN_BAN_XAC_MINH_HANG_LOI_KHO_LGT.docx
+++ b/public/templates/BIEN_BAN_XAC_MINH_HANG_LOI_KHO_LGT.docx
@@ -1106,7 +1106,7 @@
             <w:tcBorders>
               <w:top w:val="single" w:sz="4" w:space="0" w:color="auto"/>
               <w:left w:val="single" w:sz="4" w:space="0" w:color="auto"/>
-              <w:bottom w:val="nil"/>
+              <w:bottom w:val="single" w:sz="4" w:space="0" w:color="auto"/>
               <w:right w:val="single" w:sz="4" w:space="0" w:color="auto"/>
             </w:tcBorders>
             <w:vAlign w:val="center"/>
@@ -1138,7 +1138,7 @@
             <w:tcBorders>
               <w:top w:val="single" w:sz="4" w:space="0" w:color="auto"/>
               <w:left w:val="single" w:sz="4" w:space="0" w:color="auto"/>
-              <w:bottom w:val="nil"/>
+              <w:bottom w:val="single" w:sz="4" w:space="0" w:color="auto"/>
               <w:right w:val="single" w:sz="4" w:space="0" w:color="auto"/>
             </w:tcBorders>
             <w:vAlign w:val="center"/>
@@ -1170,7 +1170,7 @@
             <w:tcBorders>
               <w:top w:val="single" w:sz="4" w:space="0" w:color="auto"/>
               <w:left w:val="single" w:sz="4" w:space="0" w:color="auto"/>
-              <w:bottom w:val="nil"/>
+              <w:bottom w:val="single" w:sz="4" w:space="0" w:color="auto"/>
               <w:right w:val="single" w:sz="4" w:space="0" w:color="auto"/>
             </w:tcBorders>
             <w:vAlign w:val="center"/>
@@ -1254,7 +1254,7 @@
             <w:tcBorders>
               <w:top w:val="single" w:sz="4" w:space="0" w:color="auto"/>
               <w:left w:val="single" w:sz="4" w:space="0" w:color="auto"/>
-              <w:bottom w:val="nil"/>
+              <w:bottom w:val="single" w:sz="4" w:space="0" w:color="auto"/>
               <w:right w:val="single" w:sz="4" w:space="0" w:color="auto"/>
             </w:tcBorders>
             <w:vAlign w:val="center"/>
@@ -1312,7 +1312,7 @@
             <w:tcBorders>
               <w:top w:val="single" w:sz="4" w:space="0" w:color="auto"/>
               <w:left w:val="single" w:sz="4" w:space="0" w:color="auto"/>
-              <w:bottom w:val="nil"/>
+              <w:bottom w:val="single" w:sz="4" w:space="0" w:color="auto"/>
               <w:right w:val="single" w:sz="4" w:space="0" w:color="auto"/>
             </w:tcBorders>
             <w:vAlign w:val="center"/>
